--- a/Clearvision/Konzept/Konzept.docx
+++ b/Clearvision/Konzept/Konzept.docx
@@ -41,43 +41,107 @@
           <w:sz w:val="24"/>
           <w:szCs w:val="24"/>
         </w:rPr>
-        <w:t>Chapter 1:</w:t>
-      </w:r>
-      <w:r>
-        <w:rPr>
-          <w:rFonts w:ascii="Arial" w:hAnsi="Arial" w:cs="Arial"/>
-          <w:sz w:val="24"/>
-          <w:szCs w:val="24"/>
-        </w:rPr>
-        <w:t xml:space="preserve"> The </w:t>
-      </w:r>
-      <w:proofErr w:type="spellStart"/>
-      <w:r>
-        <w:rPr>
-          <w:rFonts w:ascii="Arial" w:hAnsi="Arial" w:cs="Arial"/>
-          <w:sz w:val="24"/>
-          <w:szCs w:val="24"/>
-        </w:rPr>
-        <w:t>Accident</w:t>
-      </w:r>
-      <w:proofErr w:type="spellEnd"/>
-    </w:p>
-    <w:p>
-      <w:pPr>
-        <w:jc w:val="both"/>
-        <w:rPr>
-          <w:rFonts w:ascii="Arial" w:hAnsi="Arial" w:cs="Arial"/>
-          <w:sz w:val="24"/>
-          <w:szCs w:val="24"/>
-        </w:rPr>
-      </w:pPr>
-      <w:r>
-        <w:rPr>
-          <w:rFonts w:ascii="Arial" w:hAnsi="Arial" w:cs="Arial"/>
-          <w:sz w:val="24"/>
-          <w:szCs w:val="24"/>
-        </w:rPr>
-        <w:t>Chapter 2:</w:t>
+        <w:t>Nach einem Unfall wacht der Protagonist nach einem Monat plötzlich aus seinem Koma auf. Der Spieler übernimmt die Rolle dieser Person, nachdem dieser entlassen wurde und er komische Ereignisse beginnt wahrzunehmen.</w:t>
+      </w:r>
+      <w:r>
+        <w:rPr>
+          <w:rFonts w:ascii="Arial" w:hAnsi="Arial" w:cs="Arial"/>
+          <w:sz w:val="24"/>
+          <w:szCs w:val="24"/>
+        </w:rPr>
+        <w:t xml:space="preserve"> Träume beginnen ihn heimzusuchen welche der Spieler Optionen hat diese zu beeinflussen.</w:t>
+      </w:r>
+      <w:r>
+        <w:rPr>
+          <w:rFonts w:ascii="Arial" w:hAnsi="Arial" w:cs="Arial"/>
+          <w:sz w:val="24"/>
+          <w:szCs w:val="24"/>
+        </w:rPr>
+        <w:t xml:space="preserve"> Wird der Protagonist in der Lage sein diese Eigenheit zu identifizieren? Ist es wichtig solche Ereignisse zu verfolgen? Kann der Protagonist herausfinden was wirklich geschehen ist oder wird dieser Aufwand eine negative Wendung finden?</w:t>
+      </w:r>
+    </w:p>
+    <w:p>
+      <w:pPr>
+        <w:jc w:val="both"/>
+        <w:rPr>
+          <w:rFonts w:ascii="Arial" w:hAnsi="Arial" w:cs="Arial"/>
+          <w:sz w:val="24"/>
+          <w:szCs w:val="24"/>
+        </w:rPr>
+      </w:pPr>
+      <w:r>
+        <w:rPr>
+          <w:rFonts w:ascii="Arial" w:hAnsi="Arial" w:cs="Arial"/>
+          <w:sz w:val="24"/>
+          <w:szCs w:val="24"/>
+        </w:rPr>
+        <w:t>Chapter 1</w:t>
+      </w:r>
+      <w:r>
+        <w:rPr>
+          <w:rFonts w:ascii="Arial" w:hAnsi="Arial" w:cs="Arial"/>
+          <w:sz w:val="24"/>
+          <w:szCs w:val="24"/>
+        </w:rPr>
+        <w:t xml:space="preserve"> -</w:t>
+      </w:r>
+      <w:r>
+        <w:rPr>
+          <w:rFonts w:ascii="Arial" w:hAnsi="Arial" w:cs="Arial"/>
+          <w:sz w:val="24"/>
+          <w:szCs w:val="24"/>
+        </w:rPr>
+        <w:t xml:space="preserve"> The Accident</w:t>
+      </w:r>
+      <w:r>
+        <w:rPr>
+          <w:rFonts w:ascii="Arial" w:hAnsi="Arial" w:cs="Arial"/>
+          <w:sz w:val="24"/>
+          <w:szCs w:val="24"/>
+        </w:rPr>
+        <w:t>:</w:t>
+      </w:r>
+      <w:r>
+        <w:rPr>
+          <w:rFonts w:ascii="Arial" w:hAnsi="Arial" w:cs="Arial"/>
+          <w:sz w:val="24"/>
+          <w:szCs w:val="24"/>
+        </w:rPr>
+        <w:t xml:space="preserve"> Die Grundlage der Story und der Auslöser</w:t>
+      </w:r>
+      <w:r>
+        <w:rPr>
+          <w:rFonts w:ascii="Arial" w:hAnsi="Arial" w:cs="Arial"/>
+          <w:sz w:val="24"/>
+          <w:szCs w:val="24"/>
+        </w:rPr>
+        <w:t xml:space="preserve"> werden erklärt</w:t>
+      </w:r>
+    </w:p>
+    <w:p>
+      <w:pPr>
+        <w:jc w:val="both"/>
+        <w:rPr>
+          <w:rFonts w:ascii="Arial" w:hAnsi="Arial" w:cs="Arial"/>
+          <w:sz w:val="24"/>
+          <w:szCs w:val="24"/>
+        </w:rPr>
+      </w:pPr>
+      <w:r>
+        <w:rPr>
+          <w:rFonts w:ascii="Arial" w:hAnsi="Arial" w:cs="Arial"/>
+          <w:sz w:val="24"/>
+          <w:szCs w:val="24"/>
+        </w:rPr>
+        <w:t>Chapter 2</w:t>
+      </w:r>
+      <w:r>
+        <w:rPr>
+          <w:rFonts w:ascii="Arial" w:hAnsi="Arial" w:cs="Arial"/>
+          <w:sz w:val="24"/>
+          <w:szCs w:val="24"/>
+        </w:rPr>
+        <w:t xml:space="preserve"> -</w:t>
       </w:r>
       <w:r>
         <w:rPr>
@@ -87,23 +151,63 @@
         </w:rPr>
         <w:t xml:space="preserve"> Daily Life</w:t>
       </w:r>
-    </w:p>
-    <w:p>
-      <w:pPr>
-        <w:jc w:val="both"/>
-        <w:rPr>
-          <w:rFonts w:ascii="Arial" w:hAnsi="Arial" w:cs="Arial"/>
-          <w:sz w:val="24"/>
-          <w:szCs w:val="24"/>
-        </w:rPr>
-      </w:pPr>
-      <w:r>
-        <w:rPr>
-          <w:rFonts w:ascii="Arial" w:hAnsi="Arial" w:cs="Arial"/>
-          <w:sz w:val="24"/>
-          <w:szCs w:val="24"/>
-        </w:rPr>
-        <w:t>Chapter 3:</w:t>
+      <w:r>
+        <w:rPr>
+          <w:rFonts w:ascii="Arial" w:hAnsi="Arial" w:cs="Arial"/>
+          <w:sz w:val="24"/>
+          <w:szCs w:val="24"/>
+        </w:rPr>
+        <w:t>:</w:t>
+      </w:r>
+      <w:r>
+        <w:rPr>
+          <w:rFonts w:ascii="Arial" w:hAnsi="Arial" w:cs="Arial"/>
+          <w:sz w:val="24"/>
+          <w:szCs w:val="24"/>
+        </w:rPr>
+        <w:t xml:space="preserve"> Der MC versucht in sein normales Leben zurückzukehren</w:t>
+      </w:r>
+    </w:p>
+    <w:p>
+      <w:pPr>
+        <w:jc w:val="both"/>
+        <w:rPr>
+          <w:rFonts w:ascii="Arial" w:hAnsi="Arial" w:cs="Arial"/>
+          <w:sz w:val="24"/>
+          <w:szCs w:val="24"/>
+        </w:rPr>
+      </w:pPr>
+      <w:r>
+        <w:rPr>
+          <w:rFonts w:ascii="Arial" w:hAnsi="Arial" w:cs="Arial"/>
+          <w:sz w:val="24"/>
+          <w:szCs w:val="24"/>
+        </w:rPr>
+        <w:t>Chapter 3</w:t>
+      </w:r>
+      <w:r>
+        <w:rPr>
+          <w:rFonts w:ascii="Arial" w:hAnsi="Arial" w:cs="Arial"/>
+          <w:sz w:val="24"/>
+          <w:szCs w:val="24"/>
+        </w:rPr>
+        <w:t xml:space="preserve"> –</w:t>
+      </w:r>
+      <w:r>
+        <w:rPr>
+          <w:rFonts w:ascii="Arial" w:hAnsi="Arial" w:cs="Arial"/>
+          <w:sz w:val="24"/>
+          <w:szCs w:val="24"/>
+        </w:rPr>
+        <w:t xml:space="preserve"> Oddities</w:t>
+      </w:r>
+      <w:r>
+        <w:rPr>
+          <w:rFonts w:ascii="Arial" w:hAnsi="Arial" w:cs="Arial"/>
+          <w:sz w:val="24"/>
+          <w:szCs w:val="24"/>
+        </w:rPr>
+        <w:t>:</w:t>
       </w:r>
       <w:r>
         <w:rPr>
@@ -113,197 +217,256 @@
         </w:rPr>
         <w:t xml:space="preserve"> </w:t>
       </w:r>
-      <w:proofErr w:type="spellStart"/>
-      <w:r>
-        <w:rPr>
-          <w:rFonts w:ascii="Arial" w:hAnsi="Arial" w:cs="Arial"/>
-          <w:sz w:val="24"/>
-          <w:szCs w:val="24"/>
-        </w:rPr>
-        <w:t>Oddities</w:t>
-      </w:r>
-      <w:proofErr w:type="spellEnd"/>
-    </w:p>
-    <w:p>
-      <w:pPr>
-        <w:jc w:val="both"/>
-        <w:rPr>
-          <w:rFonts w:ascii="Arial" w:hAnsi="Arial" w:cs="Arial"/>
-          <w:sz w:val="24"/>
-          <w:szCs w:val="24"/>
-        </w:rPr>
-      </w:pPr>
-      <w:r>
-        <w:rPr>
-          <w:rFonts w:ascii="Arial" w:hAnsi="Arial" w:cs="Arial"/>
-          <w:sz w:val="24"/>
-          <w:szCs w:val="24"/>
-        </w:rPr>
-        <w:t>Chapter 4:</w:t>
-      </w:r>
-      <w:r>
-        <w:rPr>
-          <w:rFonts w:ascii="Arial" w:hAnsi="Arial" w:cs="Arial"/>
-          <w:sz w:val="24"/>
-          <w:szCs w:val="24"/>
-        </w:rPr>
-        <w:t xml:space="preserve"> A </w:t>
-      </w:r>
-      <w:proofErr w:type="spellStart"/>
-      <w:r>
-        <w:rPr>
-          <w:rFonts w:ascii="Arial" w:hAnsi="Arial" w:cs="Arial"/>
-          <w:sz w:val="24"/>
-          <w:szCs w:val="24"/>
-        </w:rPr>
-        <w:t>eblightening</w:t>
-      </w:r>
-      <w:proofErr w:type="spellEnd"/>
-      <w:r>
-        <w:rPr>
-          <w:rFonts w:ascii="Arial" w:hAnsi="Arial" w:cs="Arial"/>
-          <w:sz w:val="24"/>
-          <w:szCs w:val="24"/>
-        </w:rPr>
-        <w:t xml:space="preserve"> </w:t>
-      </w:r>
-      <w:proofErr w:type="spellStart"/>
-      <w:r>
-        <w:rPr>
-          <w:rFonts w:ascii="Arial" w:hAnsi="Arial" w:cs="Arial"/>
-          <w:sz w:val="24"/>
-          <w:szCs w:val="24"/>
-        </w:rPr>
-        <w:t>trip</w:t>
-      </w:r>
-      <w:proofErr w:type="spellEnd"/>
-    </w:p>
-    <w:p>
-      <w:pPr>
-        <w:jc w:val="both"/>
-        <w:rPr>
-          <w:rFonts w:ascii="Arial" w:hAnsi="Arial" w:cs="Arial"/>
-          <w:sz w:val="24"/>
-          <w:szCs w:val="24"/>
-        </w:rPr>
-      </w:pPr>
-      <w:r>
-        <w:rPr>
-          <w:rFonts w:ascii="Arial" w:hAnsi="Arial" w:cs="Arial"/>
-          <w:sz w:val="24"/>
-          <w:szCs w:val="24"/>
-        </w:rPr>
-        <w:t>Chapter 5:</w:t>
-      </w:r>
-      <w:r>
-        <w:rPr>
-          <w:rFonts w:ascii="Arial" w:hAnsi="Arial" w:cs="Arial"/>
-          <w:sz w:val="24"/>
-          <w:szCs w:val="24"/>
-        </w:rPr>
-        <w:t xml:space="preserve"> </w:t>
-      </w:r>
-      <w:proofErr w:type="spellStart"/>
-      <w:r>
-        <w:rPr>
-          <w:rFonts w:ascii="Arial" w:hAnsi="Arial" w:cs="Arial"/>
-          <w:sz w:val="24"/>
-          <w:szCs w:val="24"/>
-        </w:rPr>
-        <w:t>Searching</w:t>
-      </w:r>
-      <w:proofErr w:type="spellEnd"/>
-    </w:p>
-    <w:p>
-      <w:pPr>
-        <w:jc w:val="both"/>
-        <w:rPr>
-          <w:rFonts w:ascii="Arial" w:hAnsi="Arial" w:cs="Arial"/>
-          <w:sz w:val="24"/>
-          <w:szCs w:val="24"/>
-        </w:rPr>
-      </w:pPr>
-      <w:r>
-        <w:rPr>
-          <w:rFonts w:ascii="Arial" w:hAnsi="Arial" w:cs="Arial"/>
-          <w:sz w:val="24"/>
-          <w:szCs w:val="24"/>
-        </w:rPr>
-        <w:t>Chapter 6:</w:t>
-      </w:r>
-      <w:r>
-        <w:rPr>
-          <w:rFonts w:ascii="Arial" w:hAnsi="Arial" w:cs="Arial"/>
-          <w:sz w:val="24"/>
-          <w:szCs w:val="24"/>
-        </w:rPr>
-        <w:t xml:space="preserve"> </w:t>
-      </w:r>
-      <w:proofErr w:type="spellStart"/>
-      <w:r>
-        <w:rPr>
-          <w:rFonts w:ascii="Arial" w:hAnsi="Arial" w:cs="Arial"/>
-          <w:sz w:val="24"/>
-          <w:szCs w:val="24"/>
-        </w:rPr>
-        <w:t>Crashing</w:t>
-      </w:r>
-      <w:proofErr w:type="spellEnd"/>
-      <w:r>
-        <w:rPr>
-          <w:rFonts w:ascii="Arial" w:hAnsi="Arial" w:cs="Arial"/>
-          <w:sz w:val="24"/>
-          <w:szCs w:val="24"/>
-        </w:rPr>
-        <w:t xml:space="preserve"> down</w:t>
-      </w:r>
-    </w:p>
-    <w:p>
-      <w:pPr>
-        <w:jc w:val="both"/>
-        <w:rPr>
-          <w:rFonts w:ascii="Arial" w:hAnsi="Arial" w:cs="Arial"/>
-          <w:sz w:val="24"/>
-          <w:szCs w:val="24"/>
-        </w:rPr>
-      </w:pPr>
-      <w:r>
-        <w:rPr>
-          <w:rFonts w:ascii="Arial" w:hAnsi="Arial" w:cs="Arial"/>
-          <w:sz w:val="24"/>
-          <w:szCs w:val="24"/>
-        </w:rPr>
-        <w:t>Chapter 7:</w:t>
-      </w:r>
-      <w:r>
-        <w:rPr>
-          <w:rFonts w:ascii="Arial" w:hAnsi="Arial" w:cs="Arial"/>
-          <w:sz w:val="24"/>
-          <w:szCs w:val="24"/>
-        </w:rPr>
-        <w:t xml:space="preserve"> Moving </w:t>
-      </w:r>
-      <w:proofErr w:type="spellStart"/>
-      <w:r>
-        <w:rPr>
-          <w:rFonts w:ascii="Arial" w:hAnsi="Arial" w:cs="Arial"/>
-          <w:sz w:val="24"/>
-          <w:szCs w:val="24"/>
-        </w:rPr>
-        <w:t>foreward</w:t>
-      </w:r>
-      <w:proofErr w:type="spellEnd"/>
-    </w:p>
-    <w:p>
-      <w:pPr>
-        <w:jc w:val="both"/>
-        <w:rPr>
-          <w:rFonts w:ascii="Arial" w:hAnsi="Arial" w:cs="Arial"/>
-          <w:sz w:val="24"/>
-          <w:szCs w:val="24"/>
-        </w:rPr>
-      </w:pPr>
-      <w:proofErr w:type="spellStart"/>
+      <w:r>
+        <w:rPr>
+          <w:rFonts w:ascii="Arial" w:hAnsi="Arial" w:cs="Arial"/>
+          <w:sz w:val="24"/>
+          <w:szCs w:val="24"/>
+        </w:rPr>
+        <w:t xml:space="preserve">Der MC </w:t>
+      </w:r>
+      <w:r>
+        <w:rPr>
+          <w:rFonts w:ascii="Arial" w:hAnsi="Arial" w:cs="Arial"/>
+          <w:sz w:val="24"/>
+          <w:szCs w:val="24"/>
+        </w:rPr>
+        <w:t>bemerkt komische Ereignisse</w:t>
+      </w:r>
+    </w:p>
+    <w:p>
+      <w:pPr>
+        <w:jc w:val="both"/>
+        <w:rPr>
+          <w:rFonts w:ascii="Arial" w:hAnsi="Arial" w:cs="Arial"/>
+          <w:sz w:val="24"/>
+          <w:szCs w:val="24"/>
+        </w:rPr>
+      </w:pPr>
+      <w:r>
+        <w:rPr>
+          <w:rFonts w:ascii="Arial" w:hAnsi="Arial" w:cs="Arial"/>
+          <w:sz w:val="24"/>
+          <w:szCs w:val="24"/>
+        </w:rPr>
+        <w:t>Chapter 4</w:t>
+      </w:r>
+      <w:r>
+        <w:rPr>
+          <w:rFonts w:ascii="Arial" w:hAnsi="Arial" w:cs="Arial"/>
+          <w:sz w:val="24"/>
+          <w:szCs w:val="24"/>
+        </w:rPr>
+        <w:t xml:space="preserve"> -</w:t>
+      </w:r>
+      <w:r>
+        <w:rPr>
+          <w:rFonts w:ascii="Arial" w:hAnsi="Arial" w:cs="Arial"/>
+          <w:sz w:val="24"/>
+          <w:szCs w:val="24"/>
+        </w:rPr>
+        <w:t xml:space="preserve"> A eblightening trip</w:t>
+      </w:r>
+      <w:r>
+        <w:rPr>
+          <w:rFonts w:ascii="Arial" w:hAnsi="Arial" w:cs="Arial"/>
+          <w:sz w:val="24"/>
+          <w:szCs w:val="24"/>
+        </w:rPr>
+        <w:t>:</w:t>
+      </w:r>
+      <w:r>
+        <w:rPr>
+          <w:rFonts w:ascii="Arial" w:hAnsi="Arial" w:cs="Arial"/>
+          <w:sz w:val="24"/>
+          <w:szCs w:val="24"/>
+        </w:rPr>
+        <w:t xml:space="preserve"> Der MC und seine </w:t>
+      </w:r>
+      <w:r>
+        <w:rPr>
+          <w:rFonts w:ascii="Arial" w:hAnsi="Arial" w:cs="Arial"/>
+          <w:sz w:val="24"/>
+          <w:szCs w:val="24"/>
+        </w:rPr>
+        <w:t>F</w:t>
+      </w:r>
+      <w:r>
+        <w:rPr>
+          <w:rFonts w:ascii="Arial" w:hAnsi="Arial" w:cs="Arial"/>
+          <w:sz w:val="24"/>
+          <w:szCs w:val="24"/>
+        </w:rPr>
+        <w:t>reunde verbringen eine</w:t>
+      </w:r>
+      <w:r>
+        <w:rPr>
+          <w:rFonts w:ascii="Arial" w:hAnsi="Arial" w:cs="Arial"/>
+          <w:sz w:val="24"/>
+          <w:szCs w:val="24"/>
+        </w:rPr>
+        <w:t xml:space="preserve"> schöne Zeit miteinander</w:t>
+      </w:r>
+    </w:p>
+    <w:p>
+      <w:pPr>
+        <w:jc w:val="both"/>
+        <w:rPr>
+          <w:rFonts w:ascii="Arial" w:hAnsi="Arial" w:cs="Arial"/>
+          <w:sz w:val="24"/>
+          <w:szCs w:val="24"/>
+        </w:rPr>
+      </w:pPr>
+      <w:r>
+        <w:rPr>
+          <w:rFonts w:ascii="Arial" w:hAnsi="Arial" w:cs="Arial"/>
+          <w:sz w:val="24"/>
+          <w:szCs w:val="24"/>
+        </w:rPr>
+        <w:t>Chapter 5</w:t>
+      </w:r>
+      <w:r>
+        <w:rPr>
+          <w:rFonts w:ascii="Arial" w:hAnsi="Arial" w:cs="Arial"/>
+          <w:sz w:val="24"/>
+          <w:szCs w:val="24"/>
+        </w:rPr>
+        <w:t xml:space="preserve"> –</w:t>
+      </w:r>
+      <w:r>
+        <w:rPr>
+          <w:rFonts w:ascii="Arial" w:hAnsi="Arial" w:cs="Arial"/>
+          <w:sz w:val="24"/>
+          <w:szCs w:val="24"/>
+        </w:rPr>
+        <w:t xml:space="preserve"> Searching</w:t>
+      </w:r>
+      <w:r>
+        <w:rPr>
+          <w:rFonts w:ascii="Arial" w:hAnsi="Arial" w:cs="Arial"/>
+          <w:sz w:val="24"/>
+          <w:szCs w:val="24"/>
+        </w:rPr>
+        <w:t>:</w:t>
+      </w:r>
+    </w:p>
+    <w:p>
+      <w:pPr>
+        <w:jc w:val="both"/>
+        <w:rPr>
+          <w:rFonts w:ascii="Arial" w:hAnsi="Arial" w:cs="Arial"/>
+          <w:sz w:val="24"/>
+          <w:szCs w:val="24"/>
+        </w:rPr>
+      </w:pPr>
+      <w:r>
+        <w:rPr>
+          <w:rFonts w:ascii="Arial" w:hAnsi="Arial" w:cs="Arial"/>
+          <w:sz w:val="24"/>
+          <w:szCs w:val="24"/>
+        </w:rPr>
+        <w:t>Chapter 6</w:t>
+      </w:r>
+      <w:r>
+        <w:rPr>
+          <w:rFonts w:ascii="Arial" w:hAnsi="Arial" w:cs="Arial"/>
+          <w:sz w:val="24"/>
+          <w:szCs w:val="24"/>
+        </w:rPr>
+        <w:t xml:space="preserve"> -</w:t>
+      </w:r>
+      <w:r>
+        <w:rPr>
+          <w:rFonts w:ascii="Arial" w:hAnsi="Arial" w:cs="Arial"/>
+          <w:sz w:val="24"/>
+          <w:szCs w:val="24"/>
+        </w:rPr>
+        <w:t xml:space="preserve"> Crashing down</w:t>
+      </w:r>
+      <w:r>
+        <w:rPr>
+          <w:rFonts w:ascii="Arial" w:hAnsi="Arial" w:cs="Arial"/>
+          <w:sz w:val="24"/>
+          <w:szCs w:val="24"/>
+        </w:rPr>
+        <w:t>:</w:t>
+      </w:r>
+      <w:r>
+        <w:rPr>
+          <w:rFonts w:ascii="Arial" w:hAnsi="Arial" w:cs="Arial"/>
+          <w:sz w:val="24"/>
+          <w:szCs w:val="24"/>
+        </w:rPr>
+        <w:t xml:space="preserve"> MC entscheidet der Sache auf den Grund zu gehen oder damit zu leben</w:t>
+      </w:r>
+      <w:r>
+        <w:rPr>
+          <w:rFonts w:ascii="Arial" w:hAnsi="Arial" w:cs="Arial"/>
+          <w:sz w:val="24"/>
+          <w:szCs w:val="24"/>
+        </w:rPr>
+        <w:t xml:space="preserve"> (je nach Entscheidung und score)</w:t>
+      </w:r>
+    </w:p>
+    <w:p>
+      <w:pPr>
+        <w:jc w:val="both"/>
+        <w:rPr>
+          <w:rFonts w:ascii="Arial" w:hAnsi="Arial" w:cs="Arial"/>
+          <w:sz w:val="24"/>
+          <w:szCs w:val="24"/>
+        </w:rPr>
+      </w:pPr>
+      <w:r>
+        <w:rPr>
+          <w:rFonts w:ascii="Arial" w:hAnsi="Arial" w:cs="Arial"/>
+          <w:sz w:val="24"/>
+          <w:szCs w:val="24"/>
+        </w:rPr>
+        <w:t>Chapter 7</w:t>
+      </w:r>
+      <w:r>
+        <w:rPr>
+          <w:rFonts w:ascii="Arial" w:hAnsi="Arial" w:cs="Arial"/>
+          <w:sz w:val="24"/>
+          <w:szCs w:val="24"/>
+        </w:rPr>
+        <w:t xml:space="preserve"> -</w:t>
+      </w:r>
+      <w:r>
+        <w:rPr>
+          <w:rFonts w:ascii="Arial" w:hAnsi="Arial" w:cs="Arial"/>
+          <w:sz w:val="24"/>
+          <w:szCs w:val="24"/>
+        </w:rPr>
+        <w:t xml:space="preserve"> Moving foreward</w:t>
+      </w:r>
+      <w:r>
+        <w:rPr>
+          <w:rFonts w:ascii="Arial" w:hAnsi="Arial" w:cs="Arial"/>
+          <w:sz w:val="24"/>
+          <w:szCs w:val="24"/>
+        </w:rPr>
+        <w:t>:</w:t>
+      </w:r>
+      <w:r>
+        <w:rPr>
+          <w:rFonts w:ascii="Arial" w:hAnsi="Arial" w:cs="Arial"/>
+          <w:sz w:val="24"/>
+          <w:szCs w:val="24"/>
+        </w:rPr>
+        <w:t xml:space="preserve"> MC lernt was passiert ist oder…</w:t>
+      </w:r>
+    </w:p>
+    <w:p>
+      <w:pPr>
+        <w:jc w:val="both"/>
+        <w:rPr>
+          <w:rFonts w:ascii="Arial" w:hAnsi="Arial" w:cs="Arial"/>
+          <w:sz w:val="24"/>
+          <w:szCs w:val="24"/>
+        </w:rPr>
+      </w:pPr>
       <w:r>
         <w:rPr>
           <w:rFonts w:ascii="Arial" w:hAnsi="Arial" w:cs="Arial"/>
@@ -312,7 +475,22 @@
         </w:rPr>
         <w:t>Ending</w:t>
       </w:r>
-      <w:proofErr w:type="spellEnd"/>
+      <w:r>
+        <w:rPr>
+          <w:rFonts w:ascii="Arial" w:hAnsi="Arial" w:cs="Arial"/>
+          <w:sz w:val="24"/>
+          <w:szCs w:val="24"/>
+        </w:rPr>
+        <w:t>:</w:t>
+      </w:r>
+      <w:r>
+        <w:rPr>
+          <w:rFonts w:ascii="Arial" w:hAnsi="Arial" w:cs="Arial"/>
+          <w:sz w:val="24"/>
+          <w:szCs w:val="24"/>
+        </w:rPr>
+        <w:t xml:space="preserve"> Zeigt das erreichte Ende</w:t>
+      </w:r>
     </w:p>
     <w:p>
       <w:pPr>
@@ -326,7 +504,6 @@
           <w:u w:val="single"/>
         </w:rPr>
       </w:pPr>
-      <w:proofErr w:type="spellStart"/>
       <w:r>
         <w:rPr>
           <w:rFonts w:ascii="Arial" w:hAnsi="Arial" w:cs="Arial"/>
@@ -338,7 +515,6 @@
         </w:rPr>
         <w:t>Decisiondiagramme</w:t>
       </w:r>
-      <w:proofErr w:type="spellEnd"/>
     </w:p>
     <w:p>
       <w:pPr>
@@ -369,54 +545,126 @@
         <w:jc w:val="both"/>
         <w:rPr>
           <w:rFonts w:ascii="Arial" w:hAnsi="Arial" w:cs="Arial"/>
-          <w:sz w:val="24"/>
-          <w:szCs w:val="24"/>
-        </w:rPr>
-      </w:pPr>
-      <w:r>
-        <w:rPr>
-          <w:rFonts w:ascii="Arial" w:hAnsi="Arial" w:cs="Arial"/>
+          <w:b/>
+          <w:bCs/>
+          <w:sz w:val="24"/>
+          <w:szCs w:val="24"/>
+        </w:rPr>
+      </w:pPr>
+      <w:r>
+        <w:rPr>
+          <w:rFonts w:ascii="Arial" w:hAnsi="Arial" w:cs="Arial"/>
+          <w:b/>
+          <w:bCs/>
           <w:sz w:val="24"/>
           <w:szCs w:val="24"/>
         </w:rPr>
         <w:t>Der Protagonist</w:t>
       </w:r>
-    </w:p>
-    <w:p>
-      <w:pPr>
-        <w:jc w:val="both"/>
-        <w:rPr>
-          <w:rFonts w:ascii="Arial" w:hAnsi="Arial" w:cs="Arial"/>
-          <w:sz w:val="24"/>
-          <w:szCs w:val="24"/>
-        </w:rPr>
-      </w:pPr>
-      <w:r>
-        <w:rPr>
-          <w:rFonts w:ascii="Arial" w:hAnsi="Arial" w:cs="Arial"/>
+      <w:r>
+        <w:rPr>
+          <w:rFonts w:ascii="Arial" w:hAnsi="Arial" w:cs="Arial"/>
+          <w:b/>
+          <w:bCs/>
+          <w:sz w:val="24"/>
+          <w:szCs w:val="24"/>
+        </w:rPr>
+        <w:t>:</w:t>
+      </w:r>
+    </w:p>
+    <w:p>
+      <w:pPr>
+        <w:jc w:val="both"/>
+        <w:rPr>
+          <w:rFonts w:ascii="Arial" w:hAnsi="Arial" w:cs="Arial"/>
+          <w:b/>
+          <w:bCs/>
+          <w:sz w:val="24"/>
+          <w:szCs w:val="24"/>
+        </w:rPr>
+      </w:pPr>
+    </w:p>
+    <w:p>
+      <w:pPr>
+        <w:jc w:val="both"/>
+        <w:rPr>
+          <w:rFonts w:ascii="Arial" w:hAnsi="Arial" w:cs="Arial"/>
+          <w:b/>
+          <w:bCs/>
+          <w:sz w:val="24"/>
+          <w:szCs w:val="24"/>
+        </w:rPr>
+      </w:pPr>
+      <w:r>
+        <w:rPr>
+          <w:rFonts w:ascii="Arial" w:hAnsi="Arial" w:cs="Arial"/>
+          <w:b/>
+          <w:bCs/>
           <w:sz w:val="24"/>
           <w:szCs w:val="24"/>
         </w:rPr>
         <w:t>Minne</w:t>
       </w:r>
-    </w:p>
-    <w:p>
-      <w:pPr>
-        <w:jc w:val="both"/>
-        <w:rPr>
-          <w:rFonts w:ascii="Arial" w:hAnsi="Arial" w:cs="Arial"/>
-          <w:sz w:val="24"/>
-          <w:szCs w:val="24"/>
-        </w:rPr>
-      </w:pPr>
-      <w:r>
-        <w:rPr>
-          <w:rFonts w:ascii="Arial" w:hAnsi="Arial" w:cs="Arial"/>
+      <w:r>
+        <w:rPr>
+          <w:rFonts w:ascii="Arial" w:hAnsi="Arial" w:cs="Arial"/>
+          <w:b/>
+          <w:bCs/>
+          <w:sz w:val="24"/>
+          <w:szCs w:val="24"/>
+        </w:rPr>
+        <w:t>:</w:t>
+      </w:r>
+    </w:p>
+    <w:p>
+      <w:pPr>
+        <w:jc w:val="both"/>
+        <w:rPr>
+          <w:rFonts w:ascii="Arial" w:hAnsi="Arial" w:cs="Arial"/>
+          <w:b/>
+          <w:bCs/>
+          <w:sz w:val="24"/>
+          <w:szCs w:val="24"/>
+        </w:rPr>
+      </w:pPr>
+      <w:r>
+        <w:rPr>
+          <w:rFonts w:ascii="Arial" w:hAnsi="Arial" w:cs="Arial"/>
+          <w:b/>
+          <w:bCs/>
           <w:sz w:val="24"/>
           <w:szCs w:val="24"/>
         </w:rPr>
         <w:t>Girl2</w:t>
       </w:r>
+      <w:r>
+        <w:rPr>
+          <w:rFonts w:ascii="Arial" w:hAnsi="Arial" w:cs="Arial"/>
+          <w:b/>
+          <w:bCs/>
+          <w:sz w:val="24"/>
+          <w:szCs w:val="24"/>
+        </w:rPr>
+        <w:t>:</w:t>
+      </w:r>
+    </w:p>
+    <w:p>
+      <w:pPr>
+        <w:jc w:val="both"/>
+        <w:rPr>
+          <w:rFonts w:ascii="Arial" w:hAnsi="Arial" w:cs="Arial"/>
+          <w:sz w:val="24"/>
+          <w:szCs w:val="24"/>
+        </w:rPr>
+      </w:pPr>
+      <w:r>
+        <w:rPr>
+          <w:rFonts w:ascii="Arial" w:hAnsi="Arial" w:cs="Arial"/>
+          <w:sz w:val="24"/>
+          <w:szCs w:val="24"/>
+        </w:rPr>
+        <w:t>Der Archetype einer Tsundere. War in einer Beziehung mit dem Freund.</w:t>
+      </w:r>
     </w:p>
     <w:p>
       <w:pPr>
@@ -435,17 +683,34 @@
         </w:rPr>
         <w:t>The Friend</w:t>
       </w:r>
-    </w:p>
-    <w:p>
-      <w:pPr>
-        <w:jc w:val="both"/>
-        <w:rPr>
-          <w:rFonts w:ascii="Arial" w:hAnsi="Arial" w:cs="Arial"/>
-          <w:sz w:val="24"/>
-          <w:szCs w:val="24"/>
-        </w:rPr>
-      </w:pPr>
-      <w:proofErr w:type="spellStart"/>
+      <w:r>
+        <w:rPr>
+          <w:rFonts w:ascii="Arial" w:hAnsi="Arial" w:cs="Arial"/>
+          <w:sz w:val="24"/>
+          <w:szCs w:val="24"/>
+        </w:rPr>
+        <w:t>:</w:t>
+      </w:r>
+    </w:p>
+    <w:p>
+      <w:pPr>
+        <w:jc w:val="both"/>
+        <w:rPr>
+          <w:rFonts w:ascii="Arial" w:hAnsi="Arial" w:cs="Arial"/>
+          <w:sz w:val="24"/>
+          <w:szCs w:val="24"/>
+        </w:rPr>
+      </w:pPr>
+    </w:p>
+    <w:p>
+      <w:pPr>
+        <w:jc w:val="both"/>
+        <w:rPr>
+          <w:rFonts w:ascii="Arial" w:hAnsi="Arial" w:cs="Arial"/>
+          <w:sz w:val="24"/>
+          <w:szCs w:val="24"/>
+        </w:rPr>
+      </w:pPr>
       <w:r>
         <w:rPr>
           <w:rFonts w:ascii="Arial" w:hAnsi="Arial" w:cs="Arial"/>
@@ -454,17 +719,168 @@
         </w:rPr>
         <w:t>Doctor</w:t>
       </w:r>
-      <w:proofErr w:type="spellEnd"/>
-    </w:p>
-    <w:p>
-      <w:pPr>
-        <w:jc w:val="both"/>
-        <w:rPr>
-          <w:rFonts w:ascii="Arial" w:hAnsi="Arial" w:cs="Arial"/>
-          <w:sz w:val="24"/>
-          <w:szCs w:val="24"/>
-        </w:rPr>
-      </w:pPr>
+    </w:p>
+    <w:p>
+      <w:pPr>
+        <w:rPr>
+          <w:rFonts w:ascii="Arial" w:hAnsi="Arial" w:cs="Arial"/>
+          <w:sz w:val="24"/>
+          <w:szCs w:val="24"/>
+        </w:rPr>
+      </w:pPr>
+      <w:r>
+        <w:rPr>
+          <w:rFonts w:ascii="Arial" w:hAnsi="Arial" w:cs="Arial"/>
+          <w:sz w:val="24"/>
+          <w:szCs w:val="24"/>
+        </w:rPr>
+        <w:br w:type="page"/>
+      </w:r>
+    </w:p>
+    <w:p>
+      <w:pPr>
+        <w:jc w:val="both"/>
+        <w:rPr>
+          <w:rFonts w:ascii="Arial" w:hAnsi="Arial" w:cs="Arial"/>
+          <w:sz w:val="24"/>
+          <w:szCs w:val="24"/>
+        </w:rPr>
+      </w:pPr>
+      <w:r>
+        <w:rPr>
+          <w:rFonts w:ascii="Arial" w:hAnsi="Arial" w:cs="Arial"/>
+          <w:sz w:val="24"/>
+          <w:szCs w:val="24"/>
+        </w:rPr>
+        <w:lastRenderedPageBreak/>
+        <w:t>Chapter 1:</w:t>
+      </w:r>
+    </w:p>
+    <w:p>
+      <w:pPr>
+        <w:jc w:val="both"/>
+        <w:rPr>
+          <w:rFonts w:ascii="Arial" w:hAnsi="Arial" w:cs="Arial"/>
+          <w:sz w:val="24"/>
+          <w:szCs w:val="24"/>
+        </w:rPr>
+      </w:pPr>
+      <w:r>
+        <w:rPr>
+          <w:rFonts w:ascii="Arial" w:hAnsi="Arial" w:cs="Arial"/>
+          <w:sz w:val="24"/>
+          <w:szCs w:val="24"/>
+        </w:rPr>
+        <w:t xml:space="preserve">Das Spiel: I sense … A presence… </w:t>
+      </w:r>
+    </w:p>
+    <w:p>
+      <w:pPr>
+        <w:jc w:val="both"/>
+        <w:rPr>
+          <w:rFonts w:ascii="Arial" w:hAnsi="Arial" w:cs="Arial"/>
+          <w:sz w:val="24"/>
+          <w:szCs w:val="24"/>
+        </w:rPr>
+      </w:pPr>
+      <w:r>
+        <w:rPr>
+          <w:rFonts w:ascii="Arial" w:hAnsi="Arial" w:cs="Arial"/>
+          <w:sz w:val="24"/>
+          <w:szCs w:val="24"/>
+        </w:rPr>
+        <w:t>Chapter 2:</w:t>
+      </w:r>
+    </w:p>
+    <w:p>
+      <w:pPr>
+        <w:jc w:val="both"/>
+        <w:rPr>
+          <w:rFonts w:ascii="Arial" w:hAnsi="Arial" w:cs="Arial"/>
+          <w:sz w:val="24"/>
+          <w:szCs w:val="24"/>
+        </w:rPr>
+      </w:pPr>
+      <w:r>
+        <w:rPr>
+          <w:rFonts w:ascii="Arial" w:hAnsi="Arial" w:cs="Arial"/>
+          <w:sz w:val="24"/>
+          <w:szCs w:val="24"/>
+        </w:rPr>
+        <w:t>Chapter 3:</w:t>
+      </w:r>
+    </w:p>
+    <w:p>
+      <w:pPr>
+        <w:jc w:val="both"/>
+        <w:rPr>
+          <w:rFonts w:ascii="Arial" w:hAnsi="Arial" w:cs="Arial"/>
+          <w:sz w:val="24"/>
+          <w:szCs w:val="24"/>
+        </w:rPr>
+      </w:pPr>
+      <w:r>
+        <w:rPr>
+          <w:rFonts w:ascii="Arial" w:hAnsi="Arial" w:cs="Arial"/>
+          <w:sz w:val="24"/>
+          <w:szCs w:val="24"/>
+        </w:rPr>
+        <w:t>Chapter 4:</w:t>
+      </w:r>
+    </w:p>
+    <w:p>
+      <w:pPr>
+        <w:jc w:val="both"/>
+        <w:rPr>
+          <w:rFonts w:ascii="Arial" w:hAnsi="Arial" w:cs="Arial"/>
+          <w:sz w:val="24"/>
+          <w:szCs w:val="24"/>
+        </w:rPr>
+      </w:pPr>
+      <w:r>
+        <w:rPr>
+          <w:rFonts w:ascii="Arial" w:hAnsi="Arial" w:cs="Arial"/>
+          <w:sz w:val="24"/>
+          <w:szCs w:val="24"/>
+        </w:rPr>
+        <w:t>Chapter 5:</w:t>
+      </w:r>
+    </w:p>
+    <w:p>
+      <w:pPr>
+        <w:jc w:val="both"/>
+        <w:rPr>
+          <w:rFonts w:ascii="Arial" w:hAnsi="Arial" w:cs="Arial"/>
+          <w:sz w:val="24"/>
+          <w:szCs w:val="24"/>
+        </w:rPr>
+      </w:pPr>
+      <w:r>
+        <w:rPr>
+          <w:rFonts w:ascii="Arial" w:hAnsi="Arial" w:cs="Arial"/>
+          <w:sz w:val="24"/>
+          <w:szCs w:val="24"/>
+        </w:rPr>
+        <w:t>Chapter 6:</w:t>
+      </w:r>
+    </w:p>
+    <w:p>
+      <w:pPr>
+        <w:jc w:val="both"/>
+        <w:rPr>
+          <w:rFonts w:ascii="Arial" w:hAnsi="Arial" w:cs="Arial"/>
+          <w:sz w:val="24"/>
+          <w:szCs w:val="24"/>
+        </w:rPr>
+      </w:pPr>
+      <w:r>
+        <w:rPr>
+          <w:rFonts w:ascii="Arial" w:hAnsi="Arial" w:cs="Arial"/>
+          <w:sz w:val="24"/>
+          <w:szCs w:val="24"/>
+        </w:rPr>
+        <w:t>Chapter 7:</w:t>
+      </w:r>
     </w:p>
     <w:sectPr>
       <w:pgSz w:w="11906" w:h="16838"/>

--- a/Clearvision/Konzept/Konzept.docx
+++ b/Clearvision/Konzept/Konzept.docx
@@ -91,8 +91,18 @@
           <w:sz w:val="24"/>
           <w:szCs w:val="24"/>
         </w:rPr>
-        <w:t xml:space="preserve"> The Accident</w:t>
-      </w:r>
+        <w:t xml:space="preserve"> The </w:t>
+      </w:r>
+      <w:proofErr w:type="spellStart"/>
+      <w:r>
+        <w:rPr>
+          <w:rFonts w:ascii="Arial" w:hAnsi="Arial" w:cs="Arial"/>
+          <w:sz w:val="24"/>
+          <w:szCs w:val="24"/>
+        </w:rPr>
+        <w:t>Accident</w:t>
+      </w:r>
+      <w:proofErr w:type="spellEnd"/>
       <w:r>
         <w:rPr>
           <w:rFonts w:ascii="Arial" w:hAnsi="Arial" w:cs="Arial"/>
@@ -199,8 +209,18 @@
           <w:sz w:val="24"/>
           <w:szCs w:val="24"/>
         </w:rPr>
-        <w:t xml:space="preserve"> Oddities</w:t>
-      </w:r>
+        <w:t xml:space="preserve"> </w:t>
+      </w:r>
+      <w:proofErr w:type="spellStart"/>
+      <w:r>
+        <w:rPr>
+          <w:rFonts w:ascii="Arial" w:hAnsi="Arial" w:cs="Arial"/>
+          <w:sz w:val="24"/>
+          <w:szCs w:val="24"/>
+        </w:rPr>
+        <w:t>Oddities</w:t>
+      </w:r>
+      <w:proofErr w:type="spellEnd"/>
       <w:r>
         <w:rPr>
           <w:rFonts w:ascii="Arial" w:hAnsi="Arial" w:cs="Arial"/>
@@ -265,8 +285,36 @@
           <w:sz w:val="24"/>
           <w:szCs w:val="24"/>
         </w:rPr>
-        <w:t xml:space="preserve"> A eblightening trip</w:t>
-      </w:r>
+        <w:t xml:space="preserve"> A </w:t>
+      </w:r>
+      <w:proofErr w:type="spellStart"/>
+      <w:r>
+        <w:rPr>
+          <w:rFonts w:ascii="Arial" w:hAnsi="Arial" w:cs="Arial"/>
+          <w:sz w:val="24"/>
+          <w:szCs w:val="24"/>
+        </w:rPr>
+        <w:t>eblightening</w:t>
+      </w:r>
+      <w:proofErr w:type="spellEnd"/>
+      <w:r>
+        <w:rPr>
+          <w:rFonts w:ascii="Arial" w:hAnsi="Arial" w:cs="Arial"/>
+          <w:sz w:val="24"/>
+          <w:szCs w:val="24"/>
+        </w:rPr>
+        <w:t xml:space="preserve"> </w:t>
+      </w:r>
+      <w:proofErr w:type="spellStart"/>
+      <w:r>
+        <w:rPr>
+          <w:rFonts w:ascii="Arial" w:hAnsi="Arial" w:cs="Arial"/>
+          <w:sz w:val="24"/>
+          <w:szCs w:val="24"/>
+        </w:rPr>
+        <w:t>trip</w:t>
+      </w:r>
+      <w:proofErr w:type="spellEnd"/>
       <w:r>
         <w:rPr>
           <w:rFonts w:ascii="Arial" w:hAnsi="Arial" w:cs="Arial"/>
@@ -339,8 +387,18 @@
           <w:sz w:val="24"/>
           <w:szCs w:val="24"/>
         </w:rPr>
-        <w:t xml:space="preserve"> Searching</w:t>
-      </w:r>
+        <w:t xml:space="preserve"> </w:t>
+      </w:r>
+      <w:proofErr w:type="spellStart"/>
+      <w:r>
+        <w:rPr>
+          <w:rFonts w:ascii="Arial" w:hAnsi="Arial" w:cs="Arial"/>
+          <w:sz w:val="24"/>
+          <w:szCs w:val="24"/>
+        </w:rPr>
+        <w:t>Searching</w:t>
+      </w:r>
+      <w:proofErr w:type="spellEnd"/>
       <w:r>
         <w:rPr>
           <w:rFonts w:ascii="Arial" w:hAnsi="Arial" w:cs="Arial"/>
@@ -381,7 +439,25 @@
           <w:sz w:val="24"/>
           <w:szCs w:val="24"/>
         </w:rPr>
-        <w:t xml:space="preserve"> Crashing down</w:t>
+        <w:t xml:space="preserve"> </w:t>
+      </w:r>
+      <w:proofErr w:type="spellStart"/>
+      <w:r>
+        <w:rPr>
+          <w:rFonts w:ascii="Arial" w:hAnsi="Arial" w:cs="Arial"/>
+          <w:sz w:val="24"/>
+          <w:szCs w:val="24"/>
+        </w:rPr>
+        <w:t>Crashing</w:t>
+      </w:r>
+      <w:proofErr w:type="spellEnd"/>
+      <w:r>
+        <w:rPr>
+          <w:rFonts w:ascii="Arial" w:hAnsi="Arial" w:cs="Arial"/>
+          <w:sz w:val="24"/>
+          <w:szCs w:val="24"/>
+        </w:rPr>
+        <w:t xml:space="preserve"> down</w:t>
       </w:r>
       <w:r>
         <w:rPr>
@@ -439,8 +515,18 @@
           <w:sz w:val="24"/>
           <w:szCs w:val="24"/>
         </w:rPr>
-        <w:t xml:space="preserve"> Moving foreward</w:t>
-      </w:r>
+        <w:t xml:space="preserve"> Moving </w:t>
+      </w:r>
+      <w:proofErr w:type="spellStart"/>
+      <w:r>
+        <w:rPr>
+          <w:rFonts w:ascii="Arial" w:hAnsi="Arial" w:cs="Arial"/>
+          <w:sz w:val="24"/>
+          <w:szCs w:val="24"/>
+        </w:rPr>
+        <w:t>foreward</w:t>
+      </w:r>
+      <w:proofErr w:type="spellEnd"/>
       <w:r>
         <w:rPr>
           <w:rFonts w:ascii="Arial" w:hAnsi="Arial" w:cs="Arial"/>
@@ -467,6 +553,7 @@
           <w:szCs w:val="24"/>
         </w:rPr>
       </w:pPr>
+      <w:proofErr w:type="spellStart"/>
       <w:r>
         <w:rPr>
           <w:rFonts w:ascii="Arial" w:hAnsi="Arial" w:cs="Arial"/>
@@ -475,6 +562,7 @@
         </w:rPr>
         <w:t>Ending</w:t>
       </w:r>
+      <w:proofErr w:type="spellEnd"/>
       <w:r>
         <w:rPr>
           <w:rFonts w:ascii="Arial" w:hAnsi="Arial" w:cs="Arial"/>
@@ -504,6 +592,7 @@
           <w:u w:val="single"/>
         </w:rPr>
       </w:pPr>
+      <w:proofErr w:type="spellStart"/>
       <w:r>
         <w:rPr>
           <w:rFonts w:ascii="Arial" w:hAnsi="Arial" w:cs="Arial"/>
@@ -515,6 +604,7 @@
         </w:rPr>
         <w:t>Decisiondiagramme</w:t>
       </w:r>
+      <w:proofErr w:type="spellEnd"/>
     </w:p>
     <w:p>
       <w:pPr>
@@ -571,10 +661,7 @@
         </w:rPr>
         <w:t>:</w:t>
       </w:r>
-    </w:p>
-    <w:p>
-      <w:pPr>
-        <w:jc w:val="both"/>
+      <w:r>
         <w:rPr>
           <w:rFonts w:ascii="Arial" w:hAnsi="Arial" w:cs="Arial"/>
           <w:b/>
@@ -582,7 +669,8 @@
           <w:sz w:val="24"/>
           <w:szCs w:val="24"/>
         </w:rPr>
-      </w:pPr>
+        <w:t xml:space="preserve"> </w:t>
+      </w:r>
     </w:p>
     <w:p>
       <w:pPr>
@@ -595,7 +683,10 @@
           <w:szCs w:val="24"/>
         </w:rPr>
       </w:pPr>
-      <w:r>
+    </w:p>
+    <w:p>
+      <w:pPr>
+        <w:jc w:val="both"/>
         <w:rPr>
           <w:rFonts w:ascii="Arial" w:hAnsi="Arial" w:cs="Arial"/>
           <w:b/>
@@ -603,8 +694,7 @@
           <w:sz w:val="24"/>
           <w:szCs w:val="24"/>
         </w:rPr>
-        <w:t>Minne</w:t>
-      </w:r>
+      </w:pPr>
       <w:r>
         <w:rPr>
           <w:rFonts w:ascii="Arial" w:hAnsi="Arial" w:cs="Arial"/>
@@ -613,12 +703,9 @@
           <w:sz w:val="24"/>
           <w:szCs w:val="24"/>
         </w:rPr>
-        <w:t>:</w:t>
-      </w:r>
-    </w:p>
-    <w:p>
-      <w:pPr>
-        <w:jc w:val="both"/>
+        <w:t>Minne</w:t>
+      </w:r>
+      <w:r>
         <w:rPr>
           <w:rFonts w:ascii="Arial" w:hAnsi="Arial" w:cs="Arial"/>
           <w:b/>
@@ -626,8 +713,12 @@
           <w:sz w:val="24"/>
           <w:szCs w:val="24"/>
         </w:rPr>
-      </w:pPr>
-      <w:r>
+        <w:t>:</w:t>
+      </w:r>
+    </w:p>
+    <w:p>
+      <w:pPr>
+        <w:jc w:val="both"/>
         <w:rPr>
           <w:rFonts w:ascii="Arial" w:hAnsi="Arial" w:cs="Arial"/>
           <w:b/>
@@ -635,8 +726,8 @@
           <w:sz w:val="24"/>
           <w:szCs w:val="24"/>
         </w:rPr>
-        <w:t>Girl2</w:t>
-      </w:r>
+      </w:pPr>
+      <w:proofErr w:type="spellStart"/>
       <w:r>
         <w:rPr>
           <w:rFonts w:ascii="Arial" w:hAnsi="Arial" w:cs="Arial"/>
@@ -645,6 +736,17 @@
           <w:sz w:val="24"/>
           <w:szCs w:val="24"/>
         </w:rPr>
+        <w:t>Amai</w:t>
+      </w:r>
+      <w:proofErr w:type="spellEnd"/>
+      <w:r>
+        <w:rPr>
+          <w:rFonts w:ascii="Arial" w:hAnsi="Arial" w:cs="Arial"/>
+          <w:b/>
+          <w:bCs/>
+          <w:sz w:val="24"/>
+          <w:szCs w:val="24"/>
+        </w:rPr>
         <w:t>:</w:t>
       </w:r>
     </w:p>
@@ -663,25 +765,61 @@
           <w:sz w:val="24"/>
           <w:szCs w:val="24"/>
         </w:rPr>
-        <w:t>Der Archetype einer Tsundere. War in einer Beziehung mit dem Freund.</w:t>
-      </w:r>
-    </w:p>
-    <w:p>
-      <w:pPr>
-        <w:jc w:val="both"/>
-        <w:rPr>
-          <w:rFonts w:ascii="Arial" w:hAnsi="Arial" w:cs="Arial"/>
-          <w:sz w:val="24"/>
-          <w:szCs w:val="24"/>
-        </w:rPr>
-      </w:pPr>
-      <w:r>
-        <w:rPr>
-          <w:rFonts w:ascii="Arial" w:hAnsi="Arial" w:cs="Arial"/>
-          <w:sz w:val="24"/>
-          <w:szCs w:val="24"/>
-        </w:rPr>
-        <w:t>The Friend</w:t>
+        <w:t xml:space="preserve">Der Archetype einer </w:t>
+      </w:r>
+      <w:proofErr w:type="spellStart"/>
+      <w:r>
+        <w:rPr>
+          <w:rFonts w:ascii="Arial" w:hAnsi="Arial" w:cs="Arial"/>
+          <w:sz w:val="24"/>
+          <w:szCs w:val="24"/>
+        </w:rPr>
+        <w:t>Tsundere</w:t>
+      </w:r>
+      <w:proofErr w:type="spellEnd"/>
+      <w:r>
+        <w:rPr>
+          <w:rFonts w:ascii="Arial" w:hAnsi="Arial" w:cs="Arial"/>
+          <w:sz w:val="24"/>
+          <w:szCs w:val="24"/>
+        </w:rPr>
+        <w:t xml:space="preserve">. War in einer Beziehung mit </w:t>
+      </w:r>
+      <w:r>
+        <w:rPr>
+          <w:rFonts w:ascii="Arial" w:hAnsi="Arial" w:cs="Arial"/>
+          <w:sz w:val="24"/>
+          <w:szCs w:val="24"/>
+        </w:rPr>
+        <w:t>Marty</w:t>
+      </w:r>
+      <w:r>
+        <w:rPr>
+          <w:rFonts w:ascii="Arial" w:hAnsi="Arial" w:cs="Arial"/>
+          <w:sz w:val="24"/>
+          <w:szCs w:val="24"/>
+        </w:rPr>
+        <w:t>.</w:t>
+      </w:r>
+    </w:p>
+    <w:p>
+      <w:pPr>
+        <w:jc w:val="both"/>
+        <w:rPr>
+          <w:rFonts w:ascii="Arial" w:hAnsi="Arial" w:cs="Arial"/>
+          <w:sz w:val="24"/>
+          <w:szCs w:val="24"/>
+        </w:rPr>
+      </w:pPr>
+      <w:r>
+        <w:rPr>
+          <w:rFonts w:ascii="Arial" w:hAnsi="Arial" w:cs="Arial"/>
+          <w:b/>
+          <w:bCs/>
+          <w:sz w:val="24"/>
+          <w:szCs w:val="24"/>
+        </w:rPr>
+        <w:t>Marty</w:t>
       </w:r>
       <w:r>
         <w:rPr>
@@ -711,6 +849,7 @@
           <w:szCs w:val="24"/>
         </w:rPr>
       </w:pPr>
+      <w:proofErr w:type="spellStart"/>
       <w:r>
         <w:rPr>
           <w:rFonts w:ascii="Arial" w:hAnsi="Arial" w:cs="Arial"/>
@@ -719,6 +858,7 @@
         </w:rPr>
         <w:t>Doctor</w:t>
       </w:r>
+      <w:proofErr w:type="spellEnd"/>
     </w:p>
     <w:p>
       <w:pPr>
@@ -771,7 +911,25 @@
           <w:sz w:val="24"/>
           <w:szCs w:val="24"/>
         </w:rPr>
-        <w:t xml:space="preserve">Das Spiel: I sense … A presence… </w:t>
+        <w:t xml:space="preserve">Das Spiel: I sense … A </w:t>
+      </w:r>
+      <w:proofErr w:type="spellStart"/>
+      <w:r>
+        <w:rPr>
+          <w:rFonts w:ascii="Arial" w:hAnsi="Arial" w:cs="Arial"/>
+          <w:sz w:val="24"/>
+          <w:szCs w:val="24"/>
+        </w:rPr>
+        <w:t>presence</w:t>
+      </w:r>
+      <w:proofErr w:type="spellEnd"/>
+      <w:r>
+        <w:rPr>
+          <w:rFonts w:ascii="Arial" w:hAnsi="Arial" w:cs="Arial"/>
+          <w:sz w:val="24"/>
+          <w:szCs w:val="24"/>
+        </w:rPr>
+        <w:t xml:space="preserve">… </w:t>
       </w:r>
     </w:p>
     <w:p>
@@ -880,6 +1038,59 @@
           <w:szCs w:val="24"/>
         </w:rPr>
         <w:t>Chapter 7:</w:t>
+      </w:r>
+    </w:p>
+    <w:p>
+      <w:pPr>
+        <w:jc w:val="both"/>
+        <w:rPr>
+          <w:rFonts w:ascii="Arial" w:hAnsi="Arial" w:cs="Arial"/>
+          <w:b/>
+          <w:bCs/>
+          <w:sz w:val="24"/>
+          <w:szCs w:val="24"/>
+          <w:u w:val="single"/>
+        </w:rPr>
+      </w:pPr>
+      <w:r>
+        <w:rPr>
+          <w:rFonts w:ascii="Arial" w:hAnsi="Arial" w:cs="Arial"/>
+          <w:b/>
+          <w:bCs/>
+          <w:sz w:val="24"/>
+          <w:szCs w:val="24"/>
+          <w:u w:val="single"/>
+        </w:rPr>
+        <w:t>Guide</w:t>
+      </w:r>
+      <w:r>
+        <w:rPr>
+          <w:rFonts w:ascii="Arial" w:hAnsi="Arial" w:cs="Arial"/>
+          <w:b/>
+          <w:bCs/>
+          <w:sz w:val="24"/>
+          <w:szCs w:val="24"/>
+          <w:u w:val="single"/>
+        </w:rPr>
+        <w:t>:</w:t>
+      </w:r>
+    </w:p>
+    <w:p>
+      <w:pPr>
+        <w:jc w:val="both"/>
+        <w:rPr>
+          <w:rFonts w:ascii="Arial" w:hAnsi="Arial" w:cs="Arial"/>
+          <w:sz w:val="24"/>
+          <w:szCs w:val="24"/>
+        </w:rPr>
+      </w:pPr>
+      <w:r>
+        <w:rPr>
+          <w:rFonts w:ascii="Arial" w:hAnsi="Arial" w:cs="Arial"/>
+          <w:sz w:val="24"/>
+          <w:szCs w:val="24"/>
+        </w:rPr>
+        <w:t xml:space="preserve">Das Spiel verfügt über fünf Enden von denen vier durch das Spielen erreich werden können. </w:t>
       </w:r>
     </w:p>
     <w:sectPr>
